--- a/apps/firefly/assets/marketing/One Pager.docx
+++ b/apps/firefly/assets/marketing/One Pager.docx
@@ -5,286 +5,751 @@
     <w:p>
       <w:pPr>
         <w:rPr>
-          <w:b/>
-          <w:bCs/>
-        </w:rPr>
-      </w:pPr>
-      <w:r>
-        <w:rPr>
-          <w:b/>
-          <w:bCs/>
-        </w:rPr>
-        <w:t>App Description</w:t>
-      </w:r>
-      <w:r>
-        <w:rPr>
-          <w:b/>
-          <w:bCs/>
-        </w:rPr>
-        <w:t>:</w:t>
-      </w:r>
-    </w:p>
-    <w:p>
-      <w:r>
-        <w:t xml:space="preserve">Firefly is a mobile app which allows users to subscribe to </w:t>
-      </w:r>
-      <w:r>
-        <w:t xml:space="preserve">a </w:t>
-      </w:r>
-      <w:r>
-        <w:t xml:space="preserve">community curated lists of events in your area. Think Eventbrite meets Facebook groups. </w:t>
-      </w:r>
-    </w:p>
-    <w:p/>
-    <w:p>
-      <w:pPr>
-        <w:rPr>
-          <w:b/>
-          <w:bCs/>
-        </w:rPr>
-      </w:pPr>
-      <w:r>
-        <w:rPr>
-          <w:b/>
-          <w:bCs/>
-        </w:rPr>
-        <w:t>Initial Users</w:t>
-      </w:r>
-      <w:r>
-        <w:rPr>
-          <w:b/>
-          <w:bCs/>
-        </w:rPr>
-        <w:t>:</w:t>
-      </w:r>
-    </w:p>
-    <w:p>
-      <w:r>
-        <w:t xml:space="preserve">Our initial set of target users will be the Western New York startup community. We will look for feedback </w:t>
-      </w:r>
-      <w:r>
-        <w:t>from</w:t>
-      </w:r>
-      <w:r>
-        <w:t xml:space="preserve"> that community first and then make improvements and build the app for that segment of the population.</w:t>
-      </w:r>
-    </w:p>
-    <w:p/>
-    <w:p>
-      <w:pPr>
-        <w:rPr>
-          <w:b/>
-          <w:bCs/>
-        </w:rPr>
-      </w:pPr>
-      <w:r>
-        <w:rPr>
-          <w:b/>
-          <w:bCs/>
-        </w:rPr>
-        <w:t xml:space="preserve">Sources </w:t>
+          <w:rFonts w:ascii="Arial" w:hAnsi="Arial" w:cs="Arial"/>
+          <w:i/>
+          <w:iCs/>
+          <w:sz w:val="22"/>
+          <w:szCs w:val="22"/>
+        </w:rPr>
+      </w:pPr>
+      <w:r>
+        <w:rPr>
+          <w:rFonts w:ascii="Arial" w:hAnsi="Arial" w:cs="Arial"/>
+          <w:i/>
+          <w:iCs/>
+          <w:sz w:val="22"/>
+          <w:szCs w:val="22"/>
+        </w:rPr>
+        <w:t>Firefly’s mission</w:t>
+      </w:r>
+      <w:r>
+        <w:rPr>
+          <w:rFonts w:ascii="Arial" w:hAnsi="Arial" w:cs="Arial"/>
+          <w:i/>
+          <w:iCs/>
+          <w:sz w:val="22"/>
+          <w:szCs w:val="22"/>
+        </w:rPr>
+        <w:t xml:space="preserve"> is to bring the digital world back to their local community through a fun and lightweight </w:t>
+      </w:r>
+      <w:proofErr w:type="spellStart"/>
+      <w:r>
+        <w:rPr>
+          <w:rFonts w:ascii="Arial" w:hAnsi="Arial" w:cs="Arial"/>
+          <w:i/>
+          <w:iCs/>
+          <w:sz w:val="22"/>
+          <w:szCs w:val="22"/>
+        </w:rPr>
+        <w:t>eventing</w:t>
+      </w:r>
+      <w:proofErr w:type="spellEnd"/>
+      <w:r>
+        <w:rPr>
+          <w:rFonts w:ascii="Arial" w:hAnsi="Arial" w:cs="Arial"/>
+          <w:i/>
+          <w:iCs/>
+          <w:sz w:val="22"/>
+          <w:szCs w:val="22"/>
+        </w:rPr>
+        <w:t xml:space="preserve"> app.</w:t>
+      </w:r>
+    </w:p>
+    <w:p>
+      <w:pPr>
+        <w:rPr>
+          <w:rFonts w:ascii="Arial" w:hAnsi="Arial" w:cs="Arial"/>
+          <w:b/>
+          <w:bCs/>
+          <w:sz w:val="22"/>
+          <w:szCs w:val="22"/>
+        </w:rPr>
+      </w:pPr>
+    </w:p>
+    <w:p>
+      <w:pPr>
+        <w:rPr>
+          <w:rFonts w:ascii="Arial" w:hAnsi="Arial" w:cs="Arial"/>
+          <w:b/>
+          <w:bCs/>
+          <w:sz w:val="22"/>
+          <w:szCs w:val="22"/>
+        </w:rPr>
+      </w:pPr>
+      <w:r>
+        <w:rPr>
+          <w:rFonts w:ascii="Arial" w:hAnsi="Arial" w:cs="Arial"/>
+          <w:b/>
+          <w:bCs/>
+          <w:sz w:val="22"/>
+          <w:szCs w:val="22"/>
+        </w:rPr>
+        <w:t>Who is building Firefly?</w:t>
+      </w:r>
+    </w:p>
+    <w:p>
+      <w:pPr>
+        <w:rPr>
+          <w:rFonts w:ascii="Arial" w:hAnsi="Arial" w:cs="Arial"/>
+          <w:sz w:val="22"/>
+          <w:szCs w:val="22"/>
+        </w:rPr>
+      </w:pPr>
+      <w:r>
+        <w:rPr>
+          <w:rFonts w:ascii="Arial" w:hAnsi="Arial" w:cs="Arial"/>
+          <w:sz w:val="22"/>
+          <w:szCs w:val="22"/>
+        </w:rPr>
+        <w:t xml:space="preserve">Theory Network LLC </w:t>
+      </w:r>
+      <w:r>
+        <w:rPr>
+          <w:rFonts w:ascii="Arial" w:hAnsi="Arial" w:cs="Arial"/>
+          <w:sz w:val="22"/>
+          <w:szCs w:val="22"/>
+        </w:rPr>
+        <w:t>is a pair of co-founders who have been working together for over a decade. They</w:t>
+      </w:r>
+      <w:r>
+        <w:rPr>
+          <w:rFonts w:ascii="Arial" w:hAnsi="Arial" w:cs="Arial"/>
+          <w:sz w:val="22"/>
+          <w:szCs w:val="22"/>
+        </w:rPr>
+        <w:t xml:space="preserve"> found the opportunities to explore their local </w:t>
+      </w:r>
+      <w:r>
+        <w:rPr>
+          <w:rFonts w:ascii="Arial" w:hAnsi="Arial" w:cs="Arial"/>
+          <w:sz w:val="22"/>
+          <w:szCs w:val="22"/>
+        </w:rPr>
+        <w:t>hometown of Rochester limited and decided to come up with an innovative solution to help breathe life into their city and beyond.</w:t>
+      </w:r>
+    </w:p>
+    <w:p>
+      <w:pPr>
+        <w:rPr>
+          <w:rFonts w:ascii="Arial" w:hAnsi="Arial" w:cs="Arial"/>
+          <w:sz w:val="22"/>
+          <w:szCs w:val="22"/>
+        </w:rPr>
+      </w:pPr>
+    </w:p>
+    <w:p>
+      <w:pPr>
+        <w:rPr>
+          <w:rFonts w:ascii="Arial" w:hAnsi="Arial" w:cs="Arial"/>
+          <w:b/>
+          <w:bCs/>
+          <w:sz w:val="22"/>
+          <w:szCs w:val="22"/>
+        </w:rPr>
+      </w:pPr>
+      <w:r>
+        <w:rPr>
+          <w:rFonts w:ascii="Arial" w:hAnsi="Arial" w:cs="Arial"/>
+          <w:b/>
+          <w:bCs/>
+          <w:sz w:val="22"/>
+          <w:szCs w:val="22"/>
+        </w:rPr>
+        <w:t xml:space="preserve">Why </w:t>
       </w:r>
       <w:proofErr w:type="gramStart"/>
       <w:r>
         <w:rPr>
-          <w:b/>
-          <w:bCs/>
-        </w:rPr>
-        <w:t>Of</w:t>
+          <w:rFonts w:ascii="Arial" w:hAnsi="Arial" w:cs="Arial"/>
+          <w:b/>
+          <w:bCs/>
+          <w:sz w:val="22"/>
+          <w:szCs w:val="22"/>
+        </w:rPr>
+        <w:t>build</w:t>
       </w:r>
       <w:proofErr w:type="gramEnd"/>
       <w:r>
         <w:rPr>
-          <w:b/>
-          <w:bCs/>
-        </w:rPr>
-        <w:t xml:space="preserve"> Events</w:t>
-      </w:r>
-      <w:r>
-        <w:rPr>
-          <w:b/>
-          <w:bCs/>
-        </w:rPr>
-        <w:t>:</w:t>
-      </w:r>
-    </w:p>
-    <w:p>
-      <w:r>
-        <w:t xml:space="preserve">Eventually we will scrape </w:t>
+          <w:rFonts w:ascii="Arial" w:hAnsi="Arial" w:cs="Arial"/>
+          <w:b/>
+          <w:bCs/>
+          <w:sz w:val="22"/>
+          <w:szCs w:val="22"/>
+        </w:rPr>
+        <w:t xml:space="preserve"> Firefly?</w:t>
+      </w:r>
+    </w:p>
+    <w:p>
+      <w:pPr>
+        <w:rPr>
+          <w:rFonts w:ascii="Arial" w:hAnsi="Arial" w:cs="Arial"/>
+          <w:sz w:val="22"/>
+          <w:szCs w:val="22"/>
+        </w:rPr>
+      </w:pPr>
+      <w:r>
+        <w:rPr>
+          <w:rFonts w:ascii="Arial" w:hAnsi="Arial" w:cs="Arial"/>
+          <w:sz w:val="22"/>
+          <w:szCs w:val="22"/>
+        </w:rPr>
+        <w:t xml:space="preserve">Isn’t there already a plethora of </w:t>
+      </w:r>
+      <w:r>
+        <w:rPr>
+          <w:rFonts w:ascii="Arial" w:hAnsi="Arial" w:cs="Arial"/>
+          <w:sz w:val="22"/>
+          <w:szCs w:val="22"/>
+        </w:rPr>
+        <w:t>companies</w:t>
+      </w:r>
+      <w:r>
+        <w:rPr>
+          <w:rFonts w:ascii="Arial" w:hAnsi="Arial" w:cs="Arial"/>
+          <w:sz w:val="22"/>
+          <w:szCs w:val="22"/>
+        </w:rPr>
+        <w:t xml:space="preserve"> out there doing event apps? </w:t>
+      </w:r>
+      <w:r>
+        <w:rPr>
+          <w:rFonts w:ascii="Arial" w:hAnsi="Arial" w:cs="Arial"/>
+          <w:sz w:val="22"/>
+          <w:szCs w:val="22"/>
+        </w:rPr>
+        <w:t xml:space="preserve">We have built Firefly different, by taking </w:t>
+      </w:r>
+      <w:r>
+        <w:rPr>
+          <w:rFonts w:ascii="Arial" w:hAnsi="Arial" w:cs="Arial"/>
+          <w:sz w:val="22"/>
+          <w:szCs w:val="22"/>
+        </w:rPr>
+        <w:t>your typical single serving event stream and join</w:t>
+      </w:r>
+      <w:r>
+        <w:rPr>
+          <w:rFonts w:ascii="Arial" w:hAnsi="Arial" w:cs="Arial"/>
+          <w:sz w:val="22"/>
+          <w:szCs w:val="22"/>
+        </w:rPr>
+        <w:t>ing</w:t>
+      </w:r>
+      <w:r>
+        <w:rPr>
+          <w:rFonts w:ascii="Arial" w:hAnsi="Arial" w:cs="Arial"/>
+          <w:sz w:val="22"/>
+          <w:szCs w:val="22"/>
+        </w:rPr>
+        <w:t xml:space="preserve"> </w:t>
+      </w:r>
+      <w:r>
+        <w:rPr>
+          <w:rFonts w:ascii="Arial" w:hAnsi="Arial" w:cs="Arial"/>
+          <w:sz w:val="22"/>
+          <w:szCs w:val="22"/>
+        </w:rPr>
+        <w:t>it</w:t>
+      </w:r>
+      <w:r>
+        <w:rPr>
+          <w:rFonts w:ascii="Arial" w:hAnsi="Arial" w:cs="Arial"/>
+          <w:sz w:val="22"/>
+          <w:szCs w:val="22"/>
+        </w:rPr>
+        <w:t xml:space="preserve"> </w:t>
+      </w:r>
+      <w:r>
+        <w:rPr>
+          <w:rFonts w:ascii="Arial" w:hAnsi="Arial" w:cs="Arial"/>
+          <w:sz w:val="22"/>
+          <w:szCs w:val="22"/>
+        </w:rPr>
+        <w:t>with</w:t>
+      </w:r>
+      <w:r>
+        <w:rPr>
+          <w:rFonts w:ascii="Arial" w:hAnsi="Arial" w:cs="Arial"/>
+          <w:sz w:val="22"/>
+          <w:szCs w:val="22"/>
+        </w:rPr>
+        <w:t xml:space="preserve"> user curated interest groups. </w:t>
+      </w:r>
+      <w:r>
+        <w:rPr>
+          <w:rFonts w:ascii="Arial" w:hAnsi="Arial" w:cs="Arial"/>
+          <w:sz w:val="22"/>
+          <w:szCs w:val="22"/>
+        </w:rPr>
+        <w:t>In a general sense,</w:t>
+      </w:r>
+      <w:r>
+        <w:rPr>
+          <w:rFonts w:ascii="Arial" w:hAnsi="Arial" w:cs="Arial"/>
+          <w:sz w:val="22"/>
+          <w:szCs w:val="22"/>
+        </w:rPr>
+        <w:t xml:space="preserve"> </w:t>
+      </w:r>
+      <w:r>
+        <w:rPr>
+          <w:rFonts w:ascii="Arial" w:hAnsi="Arial" w:cs="Arial"/>
+          <w:sz w:val="22"/>
+          <w:szCs w:val="22"/>
+        </w:rPr>
+        <w:t xml:space="preserve">think </w:t>
+      </w:r>
+      <w:r>
+        <w:rPr>
+          <w:rFonts w:ascii="Arial" w:hAnsi="Arial" w:cs="Arial"/>
+          <w:sz w:val="22"/>
+          <w:szCs w:val="22"/>
+        </w:rPr>
+        <w:t>Eventbrite meets Facebook Groups. We believe this has been done, but not in a in simple and effective way that makes people want to leave their digital palace</w:t>
+      </w:r>
+      <w:r>
+        <w:rPr>
+          <w:rFonts w:ascii="Arial" w:hAnsi="Arial" w:cs="Arial"/>
+          <w:sz w:val="22"/>
+          <w:szCs w:val="22"/>
+        </w:rPr>
+        <w:t>.</w:t>
+      </w:r>
+    </w:p>
+    <w:p>
+      <w:pPr>
+        <w:rPr>
+          <w:rFonts w:ascii="Arial" w:hAnsi="Arial" w:cs="Arial"/>
+          <w:sz w:val="22"/>
+          <w:szCs w:val="22"/>
+        </w:rPr>
+      </w:pPr>
+    </w:p>
+    <w:p>
+      <w:pPr>
+        <w:rPr>
+          <w:rFonts w:ascii="Arial" w:hAnsi="Arial" w:cs="Arial"/>
+          <w:b/>
+          <w:bCs/>
+          <w:sz w:val="22"/>
+          <w:szCs w:val="22"/>
+        </w:rPr>
+      </w:pPr>
+      <w:r>
+        <w:rPr>
+          <w:rFonts w:ascii="Arial" w:hAnsi="Arial" w:cs="Arial"/>
+          <w:b/>
+          <w:bCs/>
+          <w:sz w:val="22"/>
+          <w:szCs w:val="22"/>
+        </w:rPr>
+        <w:t>How will we do it?</w:t>
+      </w:r>
+    </w:p>
+    <w:p>
+      <w:pPr>
+        <w:rPr>
+          <w:rFonts w:ascii="Arial" w:hAnsi="Arial" w:cs="Arial"/>
+          <w:sz w:val="22"/>
+          <w:szCs w:val="22"/>
+        </w:rPr>
+      </w:pPr>
+      <w:r>
+        <w:rPr>
+          <w:rFonts w:ascii="Arial" w:hAnsi="Arial" w:cs="Arial"/>
+          <w:sz w:val="22"/>
+          <w:szCs w:val="22"/>
+        </w:rPr>
+        <w:t>The founders of Theory Network are both technical and have developed their app on a set of best in breed hybrid mobile app frameworks.</w:t>
+      </w:r>
+    </w:p>
+    <w:p>
+      <w:pPr>
+        <w:rPr>
+          <w:rFonts w:ascii="Arial" w:hAnsi="Arial" w:cs="Arial"/>
+          <w:b/>
+          <w:bCs/>
+          <w:sz w:val="22"/>
+          <w:szCs w:val="22"/>
+        </w:rPr>
+      </w:pPr>
+    </w:p>
+    <w:p>
+      <w:pPr>
+        <w:rPr>
+          <w:rFonts w:ascii="Arial" w:hAnsi="Arial" w:cs="Arial"/>
+          <w:b/>
+          <w:bCs/>
+          <w:sz w:val="22"/>
+          <w:szCs w:val="22"/>
+        </w:rPr>
+      </w:pPr>
+      <w:r>
+        <w:rPr>
+          <w:rFonts w:ascii="Arial" w:hAnsi="Arial" w:cs="Arial"/>
+          <w:b/>
+          <w:bCs/>
+          <w:sz w:val="22"/>
+          <w:szCs w:val="22"/>
+        </w:rPr>
+        <w:t>Where are we?</w:t>
+      </w:r>
+    </w:p>
+    <w:p>
+      <w:pPr>
+        <w:rPr>
+          <w:rFonts w:ascii="Arial" w:hAnsi="Arial" w:cs="Arial"/>
+          <w:sz w:val="22"/>
+          <w:szCs w:val="22"/>
+        </w:rPr>
+      </w:pPr>
+      <w:r>
+        <w:rPr>
+          <w:rFonts w:ascii="Arial" w:hAnsi="Arial" w:cs="Arial"/>
+          <w:sz w:val="22"/>
+          <w:szCs w:val="22"/>
+        </w:rPr>
+        <w:t>Firefly is due for a v1 release by the end of Q2 2021. It is an MVP product that is much more than a simple prototype. The technical foundations are built for many features and versions to come.</w:t>
+      </w:r>
+    </w:p>
+    <w:p>
+      <w:pPr>
+        <w:rPr>
+          <w:rFonts w:ascii="Arial" w:hAnsi="Arial" w:cs="Arial"/>
+          <w:sz w:val="22"/>
+          <w:szCs w:val="22"/>
+        </w:rPr>
+      </w:pPr>
+    </w:p>
+    <w:p>
+      <w:pPr>
+        <w:rPr>
+          <w:rFonts w:ascii="Arial" w:hAnsi="Arial" w:cs="Arial"/>
+          <w:b/>
+          <w:bCs/>
+          <w:sz w:val="22"/>
+          <w:szCs w:val="22"/>
+        </w:rPr>
+      </w:pPr>
+      <w:r>
+        <w:rPr>
+          <w:rFonts w:ascii="Arial" w:hAnsi="Arial" w:cs="Arial"/>
+          <w:b/>
+          <w:bCs/>
+          <w:sz w:val="22"/>
+          <w:szCs w:val="22"/>
+        </w:rPr>
+        <w:t>What’s next?</w:t>
+      </w:r>
+    </w:p>
+    <w:p>
+      <w:pPr>
+        <w:rPr>
+          <w:rFonts w:ascii="Arial" w:hAnsi="Arial" w:cs="Arial"/>
+          <w:sz w:val="22"/>
+          <w:szCs w:val="22"/>
+        </w:rPr>
+      </w:pPr>
+      <w:r>
+        <w:rPr>
+          <w:rFonts w:ascii="Arial" w:hAnsi="Arial" w:cs="Arial"/>
+          <w:sz w:val="22"/>
+          <w:szCs w:val="22"/>
+        </w:rPr>
+        <w:t>Once we release our initial version to the Apple and Android app stores, we are</w:t>
+      </w:r>
+      <w:r>
+        <w:rPr>
+          <w:rFonts w:ascii="Arial" w:hAnsi="Arial" w:cs="Arial"/>
+          <w:sz w:val="22"/>
+          <w:szCs w:val="22"/>
+        </w:rPr>
+        <w:t xml:space="preserve"> </w:t>
+      </w:r>
+      <w:r>
+        <w:rPr>
+          <w:rFonts w:ascii="Arial" w:hAnsi="Arial" w:cs="Arial"/>
+          <w:sz w:val="22"/>
+          <w:szCs w:val="22"/>
+        </w:rPr>
+        <w:t xml:space="preserve">targeting </w:t>
+      </w:r>
+      <w:r>
+        <w:rPr>
+          <w:rFonts w:ascii="Arial" w:hAnsi="Arial" w:cs="Arial"/>
+          <w:sz w:val="22"/>
+          <w:szCs w:val="22"/>
+        </w:rPr>
+        <w:t>the Western New York startup community</w:t>
+      </w:r>
+      <w:r>
+        <w:rPr>
+          <w:rFonts w:ascii="Arial" w:hAnsi="Arial" w:cs="Arial"/>
+          <w:sz w:val="22"/>
+          <w:szCs w:val="22"/>
+        </w:rPr>
+        <w:t xml:space="preserve"> through our valuable partnership with </w:t>
       </w:r>
       <w:proofErr w:type="spellStart"/>
       <w:r>
-        <w:t>eventing</w:t>
+        <w:rPr>
+          <w:rFonts w:ascii="Arial" w:hAnsi="Arial" w:cs="Arial"/>
+          <w:sz w:val="22"/>
+          <w:szCs w:val="22"/>
+        </w:rPr>
+        <w:t>VentureHerd</w:t>
       </w:r>
       <w:proofErr w:type="spellEnd"/>
       <w:r>
-        <w:t xml:space="preserve"> websites to source our app, but initially we are going to rely on </w:t>
-      </w:r>
-      <w:proofErr w:type="spellStart"/>
-      <w:r>
-        <w:t>VentureHerd</w:t>
-      </w:r>
-      <w:proofErr w:type="spellEnd"/>
-      <w:r>
-        <w:t xml:space="preserve">, </w:t>
-      </w:r>
-      <w:proofErr w:type="spellStart"/>
-      <w:r>
-        <w:t>NextCorps</w:t>
-      </w:r>
-      <w:proofErr w:type="spellEnd"/>
-      <w:r>
-        <w:t>, and the Rochester City magazine to source our app</w:t>
-      </w:r>
-      <w:r>
-        <w:t xml:space="preserve"> events</w:t>
-      </w:r>
-      <w:r>
-        <w:t>.</w:t>
-      </w:r>
-    </w:p>
-    <w:p/>
-    <w:p>
-      <w:pPr>
-        <w:rPr>
-          <w:b/>
-          <w:bCs/>
-        </w:rPr>
-      </w:pPr>
-      <w:r>
-        <w:rPr>
-          <w:b/>
-          <w:bCs/>
-        </w:rPr>
-        <w:t>How We Differ</w:t>
-      </w:r>
-      <w:r>
-        <w:rPr>
-          <w:b/>
-          <w:bCs/>
-        </w:rPr>
-        <w:t>:</w:t>
-      </w:r>
-    </w:p>
-    <w:p>
-      <w:r>
-        <w:t>Event</w:t>
-      </w:r>
-      <w:r>
-        <w:t>b</w:t>
-      </w:r>
-      <w:r>
-        <w:t xml:space="preserve">rite relies on algorithms to provide a stream of local events. We want to leverage the power of local communities to help curate and group those events into our Firefly Interests. Facebook groups partly solves this </w:t>
+        <w:rPr>
+          <w:rFonts w:ascii="Arial" w:hAnsi="Arial" w:cs="Arial"/>
+          <w:sz w:val="22"/>
+          <w:szCs w:val="22"/>
+        </w:rPr>
+        <w:t xml:space="preserve">. </w:t>
+      </w:r>
+      <w:r>
+        <w:rPr>
+          <w:rFonts w:ascii="Arial" w:hAnsi="Arial" w:cs="Arial"/>
+          <w:sz w:val="22"/>
+          <w:szCs w:val="22"/>
+        </w:rPr>
+        <w:t xml:space="preserve">They have helped connect local entrepreneurs in </w:t>
+      </w:r>
+      <w:r>
+        <w:rPr>
+          <w:rFonts w:ascii="Arial" w:hAnsi="Arial" w:cs="Arial"/>
+          <w:sz w:val="22"/>
+          <w:szCs w:val="22"/>
+        </w:rPr>
+        <w:t xml:space="preserve">the </w:t>
+      </w:r>
+      <w:r>
+        <w:rPr>
+          <w:rFonts w:ascii="Arial" w:hAnsi="Arial" w:cs="Arial"/>
+          <w:sz w:val="22"/>
+          <w:szCs w:val="22"/>
+        </w:rPr>
+        <w:t>Buffalo</w:t>
+      </w:r>
+      <w:r>
+        <w:rPr>
+          <w:rFonts w:ascii="Arial" w:hAnsi="Arial" w:cs="Arial"/>
+          <w:sz w:val="22"/>
+          <w:szCs w:val="22"/>
+        </w:rPr>
+        <w:t xml:space="preserve"> area</w:t>
+      </w:r>
+      <w:r>
+        <w:rPr>
+          <w:rFonts w:ascii="Arial" w:hAnsi="Arial" w:cs="Arial"/>
+          <w:sz w:val="22"/>
+          <w:szCs w:val="22"/>
+        </w:rPr>
+        <w:t xml:space="preserve"> via </w:t>
+      </w:r>
+      <w:r>
+        <w:rPr>
+          <w:rFonts w:ascii="Arial" w:hAnsi="Arial" w:cs="Arial"/>
+          <w:sz w:val="22"/>
+          <w:szCs w:val="22"/>
+        </w:rPr>
+        <w:t>their</w:t>
+      </w:r>
+      <w:r>
+        <w:rPr>
+          <w:rFonts w:ascii="Arial" w:hAnsi="Arial" w:cs="Arial"/>
+          <w:sz w:val="22"/>
+          <w:szCs w:val="22"/>
+        </w:rPr>
+        <w:t xml:space="preserve"> smart calendar</w:t>
+      </w:r>
+      <w:r>
+        <w:rPr>
+          <w:rFonts w:ascii="Arial" w:hAnsi="Arial" w:cs="Arial"/>
+          <w:sz w:val="22"/>
+          <w:szCs w:val="22"/>
+        </w:rPr>
+        <w:t xml:space="preserve"> concept.</w:t>
+      </w:r>
+    </w:p>
+    <w:p>
+      <w:pPr>
+        <w:rPr>
+          <w:rFonts w:ascii="Arial" w:hAnsi="Arial" w:cs="Arial"/>
+          <w:sz w:val="22"/>
+          <w:szCs w:val="22"/>
+        </w:rPr>
+      </w:pPr>
+    </w:p>
+    <w:p>
+      <w:pPr>
+        <w:rPr>
+          <w:rFonts w:ascii="Arial" w:hAnsi="Arial" w:cs="Arial"/>
+          <w:b/>
+          <w:bCs/>
+          <w:sz w:val="22"/>
+          <w:szCs w:val="22"/>
+        </w:rPr>
+      </w:pPr>
+      <w:r>
+        <w:rPr>
+          <w:rFonts w:ascii="Arial" w:hAnsi="Arial" w:cs="Arial"/>
+          <w:b/>
+          <w:bCs/>
+          <w:sz w:val="22"/>
+          <w:szCs w:val="22"/>
+        </w:rPr>
+        <w:t>Where does the future lead?</w:t>
+      </w:r>
+    </w:p>
+    <w:p>
+      <w:pPr>
+        <w:rPr>
+          <w:rFonts w:ascii="Arial" w:hAnsi="Arial" w:cs="Arial"/>
+          <w:sz w:val="22"/>
+          <w:szCs w:val="22"/>
+        </w:rPr>
+      </w:pPr>
+      <w:r>
+        <w:rPr>
+          <w:rFonts w:ascii="Arial" w:hAnsi="Arial" w:cs="Arial"/>
+          <w:sz w:val="22"/>
+          <w:szCs w:val="22"/>
+        </w:rPr>
+        <w:t>We’re focusing on making Firefly the best possible event app for Western New York consumers and entrepreneurs</w:t>
+      </w:r>
+      <w:r>
+        <w:rPr>
+          <w:rFonts w:ascii="Arial" w:hAnsi="Arial" w:cs="Arial"/>
+          <w:sz w:val="22"/>
+          <w:szCs w:val="22"/>
+        </w:rPr>
+        <w:t xml:space="preserve">. But </w:t>
+      </w:r>
+      <w:r>
+        <w:rPr>
+          <w:rFonts w:ascii="Arial" w:hAnsi="Arial" w:cs="Arial"/>
+          <w:sz w:val="22"/>
+          <w:szCs w:val="22"/>
+        </w:rPr>
+        <w:t>that doesn’t mean we don’t have grand goals to spread the app across the country and even across the globe.</w:t>
+      </w:r>
+      <w:r>
+        <w:rPr>
+          <w:rFonts w:ascii="Arial" w:hAnsi="Arial" w:cs="Arial"/>
+          <w:sz w:val="22"/>
+          <w:szCs w:val="22"/>
+        </w:rPr>
+        <w:t xml:space="preserve"> Our roadmap is </w:t>
       </w:r>
       <w:proofErr w:type="gramStart"/>
       <w:r>
-        <w:t>problem, but</w:t>
+        <w:rPr>
+          <w:rFonts w:ascii="Arial" w:hAnsi="Arial" w:cs="Arial"/>
+          <w:sz w:val="22"/>
+          <w:szCs w:val="22"/>
+        </w:rPr>
+        <w:t>pretty broad</w:t>
       </w:r>
       <w:proofErr w:type="gramEnd"/>
       <w:r>
-        <w:t xml:space="preserve"> tries to be a jack of all trades and master of none. We try to provide an app that does one thing well, which is </w:t>
-      </w:r>
-      <w:r>
-        <w:t xml:space="preserve">to </w:t>
-      </w:r>
-      <w:r>
-        <w:t>get you out of the house. We then want to get out of your way. We will provide social aspects</w:t>
-      </w:r>
-      <w:r>
-        <w:t>,</w:t>
-      </w:r>
-      <w:r>
-        <w:t xml:space="preserve"> but we’re not trying to create a social network.</w:t>
-      </w:r>
-    </w:p>
-    <w:p/>
-    <w:p>
-      <w:r>
-        <w:t xml:space="preserve">We </w:t>
-      </w:r>
-      <w:r>
-        <w:t xml:space="preserve">also </w:t>
-      </w:r>
-      <w:r>
-        <w:t>are also very privacy focused</w:t>
-      </w:r>
-      <w:r>
-        <w:t>.</w:t>
-      </w:r>
-      <w:r>
-        <w:t xml:space="preserve"> </w:t>
-      </w:r>
-      <w:r>
-        <w:t xml:space="preserve">While </w:t>
-      </w:r>
-      <w:r>
-        <w:t xml:space="preserve">the app will be </w:t>
-      </w:r>
-      <w:r>
-        <w:t xml:space="preserve">monetized, </w:t>
-      </w:r>
-      <w:r>
-        <w:t>we will</w:t>
-      </w:r>
-      <w:r>
-        <w:t xml:space="preserve"> not </w:t>
-      </w:r>
-      <w:r>
-        <w:t xml:space="preserve">be </w:t>
-      </w:r>
-      <w:r>
-        <w:t>invasive to users</w:t>
-      </w:r>
-      <w:r>
-        <w:t>’</w:t>
-      </w:r>
-      <w:r>
-        <w:t xml:space="preserve"> privacy.</w:t>
-      </w:r>
-    </w:p>
-    <w:p/>
-    <w:p>
-      <w:pPr>
-        <w:rPr>
-          <w:b/>
-          <w:bCs/>
-        </w:rPr>
-      </w:pPr>
-      <w:r>
-        <w:rPr>
-          <w:b/>
-          <w:bCs/>
-        </w:rPr>
-        <w:t xml:space="preserve">How We Would Like </w:t>
-      </w:r>
-      <w:proofErr w:type="gramStart"/>
-      <w:r>
-        <w:rPr>
-          <w:b/>
-          <w:bCs/>
-        </w:rPr>
-        <w:t>To</w:t>
-      </w:r>
-      <w:proofErr w:type="gramEnd"/>
-      <w:r>
-        <w:rPr>
-          <w:b/>
-          <w:bCs/>
-        </w:rPr>
-        <w:t xml:space="preserve"> Partner:</w:t>
-      </w:r>
-    </w:p>
-    <w:p>
-      <w:r>
-        <w:t xml:space="preserve">We hope to partner with </w:t>
-      </w:r>
-      <w:proofErr w:type="spellStart"/>
-      <w:r>
-        <w:t>VentureHerd</w:t>
-      </w:r>
-      <w:proofErr w:type="spellEnd"/>
-      <w:r>
-        <w:t xml:space="preserve"> to source our events and get feedback from the Buffalo venture community. And we would love to work with Viaduct in the future to help find resources and form partnerships in Western New York.</w:t>
+        <w:rPr>
+          <w:rFonts w:ascii="Arial" w:hAnsi="Arial" w:cs="Arial"/>
+          <w:sz w:val="22"/>
+          <w:szCs w:val="22"/>
+        </w:rPr>
+        <w:t xml:space="preserve"> and is built technically to scale with ease.</w:t>
+      </w:r>
+    </w:p>
+    <w:p>
+      <w:pPr>
+        <w:rPr>
+          <w:rFonts w:ascii="Arial" w:hAnsi="Arial" w:cs="Arial"/>
+          <w:sz w:val="22"/>
+          <w:szCs w:val="22"/>
+        </w:rPr>
+      </w:pPr>
+    </w:p>
+    <w:p>
+      <w:pPr>
+        <w:rPr>
+          <w:rFonts w:ascii="Arial" w:hAnsi="Arial" w:cs="Arial"/>
+          <w:b/>
+          <w:bCs/>
+          <w:i/>
+          <w:iCs/>
+          <w:sz w:val="22"/>
+          <w:szCs w:val="22"/>
+        </w:rPr>
+      </w:pPr>
+      <w:r>
+        <w:rPr>
+          <w:rFonts w:ascii="Arial" w:hAnsi="Arial" w:cs="Arial"/>
+          <w:b/>
+          <w:bCs/>
+          <w:i/>
+          <w:iCs/>
+          <w:sz w:val="22"/>
+          <w:szCs w:val="22"/>
+        </w:rPr>
+        <w:t>Fir</w:t>
+      </w:r>
+      <w:r>
+        <w:rPr>
+          <w:rFonts w:ascii="Arial" w:hAnsi="Arial" w:cs="Arial"/>
+          <w:b/>
+          <w:bCs/>
+          <w:i/>
+          <w:iCs/>
+          <w:sz w:val="22"/>
+          <w:szCs w:val="22"/>
+        </w:rPr>
+        <w:t>efly</w:t>
+      </w:r>
+    </w:p>
+    <w:p>
+      <w:pPr>
+        <w:rPr>
+          <w:rFonts w:ascii="Arial" w:hAnsi="Arial" w:cs="Arial"/>
+          <w:b/>
+          <w:bCs/>
+          <w:i/>
+          <w:iCs/>
+          <w:sz w:val="22"/>
+          <w:szCs w:val="22"/>
+        </w:rPr>
+      </w:pPr>
+      <w:r>
+        <w:rPr>
+          <w:rFonts w:ascii="Arial" w:hAnsi="Arial" w:cs="Arial"/>
+          <w:i/>
+          <w:iCs/>
+          <w:sz w:val="22"/>
+          <w:szCs w:val="22"/>
+        </w:rPr>
+        <w:t>“</w:t>
+      </w:r>
+      <w:r>
+        <w:rPr>
+          <w:rFonts w:ascii="Arial" w:hAnsi="Arial" w:cs="Arial"/>
+          <w:i/>
+          <w:iCs/>
+          <w:sz w:val="22"/>
+          <w:szCs w:val="22"/>
+        </w:rPr>
+        <w:t>Life comes to you</w:t>
+      </w:r>
+      <w:r>
+        <w:rPr>
+          <w:rFonts w:ascii="Arial" w:hAnsi="Arial" w:cs="Arial"/>
+          <w:i/>
+          <w:iCs/>
+          <w:sz w:val="22"/>
+          <w:szCs w:val="22"/>
+        </w:rPr>
+        <w:t>”</w:t>
       </w:r>
     </w:p>
     <w:sectPr>
